--- a/dogovor/shablon.docx
+++ b/dogovor/shablon.docx
@@ -3290,6 +3290,8 @@
     <w:p>
       <w:pPr>
         <w:pStyle w:val="newncpi0"/>
+        <w:keepNext/>
+        <w:keepLines/>
         <w:suppressAutoHyphens w:val="true"/>
         <w:jc w:val="center"/>
         <w:rPr>
@@ -3310,6 +3312,8 @@
     <w:p>
       <w:pPr>
         <w:pStyle w:val="consplusnonformat"/>
+        <w:keepNext/>
+        <w:keepLines/>
         <w:suppressAutoHyphens w:val="true"/>
         <w:spacing w:before="0" w:after="0"/>
         <w:jc w:val="center"/>
@@ -3357,6 +3361,8 @@
           <w:p>
             <w:pPr>
               <w:pStyle w:val="newncpi0"/>
+              <w:keepNext/>
+              <w:keepLines/>
               <w:suppressAutoHyphens w:val="true"/>
               <w:rPr>
                 <w:b/>
@@ -3376,6 +3382,8 @@
           <w:p>
             <w:pPr>
               <w:pStyle w:val="Normal"/>
+              <w:keepNext/>
+              <w:keepLines/>
               <w:spacing w:lineRule="auto" w:line="256"/>
               <w:rPr>
                 <w:bCs/>
@@ -3394,6 +3402,8 @@
           <w:p>
             <w:pPr>
               <w:pStyle w:val="Normal"/>
+              <w:keepNext/>
+              <w:keepLines/>
               <w:spacing w:lineRule="auto" w:line="256"/>
               <w:rPr>
                 <w:bCs/>
@@ -3411,6 +3421,8 @@
           <w:p>
             <w:pPr>
               <w:pStyle w:val="Normal"/>
+              <w:keepNext/>
+              <w:keepLines/>
               <w:spacing w:lineRule="auto" w:line="256"/>
               <w:rPr>
                 <w:bCs/>
@@ -3443,6 +3455,8 @@
           <w:p>
             <w:pPr>
               <w:pStyle w:val="Normal"/>
+              <w:keepNext/>
+              <w:keepLines/>
               <w:spacing w:lineRule="auto" w:line="256"/>
               <w:rPr>
                 <w:bCs/>
@@ -3460,6 +3474,8 @@
           <w:p>
             <w:pPr>
               <w:pStyle w:val="Normal"/>
+              <w:keepNext/>
+              <w:keepLines/>
               <w:spacing w:lineRule="auto" w:line="256"/>
               <w:rPr>
                 <w:bCs/>
@@ -3477,6 +3493,8 @@
           <w:p>
             <w:pPr>
               <w:pStyle w:val="Normal"/>
+              <w:keepNext/>
+              <w:keepLines/>
               <w:spacing w:lineRule="auto" w:line="256"/>
               <w:rPr>
                 <w:bCs/>
@@ -3494,6 +3512,8 @@
           <w:p>
             <w:pPr>
               <w:pStyle w:val="Normal"/>
+              <w:keepNext/>
+              <w:keepLines/>
               <w:spacing w:lineRule="auto" w:line="256"/>
               <w:rPr>
                 <w:bCs/>
@@ -3511,6 +3531,8 @@
           <w:p>
             <w:pPr>
               <w:pStyle w:val="Normal"/>
+              <w:keepNext/>
+              <w:keepLines/>
               <w:spacing w:lineRule="auto" w:line="256"/>
               <w:rPr/>
             </w:pPr>
@@ -3551,6 +3573,8 @@
           <w:p>
             <w:pPr>
               <w:pStyle w:val="newncpi0"/>
+              <w:keepNext/>
+              <w:keepLines/>
               <w:tabs>
                 <w:tab w:val="clear" w:pos="709"/>
                 <w:tab w:val="left" w:pos="3312" w:leader="none"/>
@@ -3610,6 +3634,8 @@
           <w:p>
             <w:pPr>
               <w:pStyle w:val="newncpi0"/>
+              <w:keepNext/>
+              <w:keepLines/>
               <w:suppressAutoHyphens w:val="true"/>
               <w:jc w:val="start"/>
               <w:rPr>
@@ -3633,6 +3659,8 @@
           <w:p>
             <w:pPr>
               <w:pStyle w:val="newncpi0"/>
+              <w:keepNext/>
+              <w:keepLines/>
               <w:suppressAutoHyphens w:val="true"/>
               <w:rPr>
                 <w:sz w:val="20"/>
@@ -3656,6 +3684,8 @@
           <w:p>
             <w:pPr>
               <w:pStyle w:val="newncpi0"/>
+              <w:keepNext/>
+              <w:keepLines/>
               <w:suppressAutoHyphens w:val="true"/>
               <w:rPr>
                 <w:b/>
@@ -3675,6 +3705,8 @@
           <w:p>
             <w:pPr>
               <w:pStyle w:val="newncpi0"/>
+              <w:keepNext/>
+              <w:keepLines/>
               <w:suppressAutoHyphens w:val="true"/>
               <w:jc w:val="start"/>
               <w:rPr>
@@ -3701,6 +3733,8 @@
           <w:p>
             <w:pPr>
               <w:pStyle w:val="newncpi0"/>
+              <w:keepNext/>
+              <w:keepLines/>
               <w:suppressAutoHyphens w:val="true"/>
               <w:jc w:val="start"/>
               <w:rPr>
@@ -3733,6 +3767,8 @@
           <w:p>
             <w:pPr>
               <w:pStyle w:val="newncpi0"/>
+              <w:keepNext/>
+              <w:keepLines/>
               <w:suppressAutoHyphens w:val="true"/>
               <w:jc w:val="start"/>
               <w:rPr/>
@@ -3763,6 +3799,8 @@
           <w:p>
             <w:pPr>
               <w:pStyle w:val="newncpi0"/>
+              <w:keepNext/>
+              <w:keepLines/>
               <w:suppressAutoHyphens w:val="true"/>
               <w:jc w:val="start"/>
               <w:rPr>
@@ -3784,6 +3822,8 @@
     <w:p>
       <w:pPr>
         <w:pStyle w:val="consplusnormal"/>
+        <w:keepNext/>
+        <w:keepLines/>
         <w:suppressAutoHyphens w:val="true"/>
         <w:spacing w:before="0" w:after="0"/>
         <w:jc w:val="both"/>
@@ -3810,6 +3850,8 @@
     <w:p>
       <w:pPr>
         <w:pStyle w:val="Normal"/>
+        <w:keepNext/>
+        <w:keepLines/>
         <w:suppressAutoHyphens w:val="true"/>
         <w:rPr>
           <w:sz w:val="16"/>
@@ -3846,6 +3888,7 @@
     <w:p>
       <w:pPr>
         <w:pStyle w:val="p-consnonformat"/>
+        <w:pageBreakBefore/>
         <w:shd w:fill="FFFFFF" w:val="clear"/>
         <w:spacing w:lineRule="atLeast" w:line="240" w:before="0" w:after="0"/>
         <w:jc w:val="both"/>
@@ -4232,10 +4275,18 @@
         <w:suppressAutoHyphens w:val="true"/>
         <w:ind w:end="-1"/>
         <w:jc w:val="center"/>
-        <w:rPr/>
-      </w:pPr>
-      <w:r>
-        <w:rPr/>
+        <w:rPr>
+          <w:b/>
+          <w:sz w:val="20"/>
+          <w:szCs w:val="20"/>
+        </w:rPr>
+      </w:pPr>
+      <w:r>
+        <w:rPr>
+          <w:b/>
+          <w:sz w:val="20"/>
+          <w:szCs w:val="20"/>
+        </w:rPr>
         <w:t>Информация о средствах расчетного учета</w:t>
       </w:r>
     </w:p>
@@ -5284,16 +5335,38 @@
             <w:pPr>
               <w:pStyle w:val="Normal"/>
               <w:spacing w:lineRule="exact" w:line="280"/>
-              <w:ind w:firstLine="300" w:end="0"/>
-              <w:rPr>
-                <w:sz w:val="20"/>
-              </w:rPr>
-            </w:pPr>
-            <w:r>
-              <w:rPr>
-                <w:sz w:val="20"/>
-              </w:rPr>
-              <w:t xml:space="preserve">«□ПУ1_АСКУЭ_ДА» да         «□ПУ1_АСКУЭ_НЕТ» нет</w:t>
+              <w:ind w:firstLine="0" w:end="0"/>
+              <w:rPr>
+                <w:sz w:val="20"/>
+              </w:rPr>
+            </w:pPr>
+            <w:r>
+              <w:rPr>
+                <w:sz w:val="28"/>
+                <w:szCs w:val="28"/>
+              </w:rPr>
+              <w:t xml:space="preserve">«□ПУ1_АСКУЭ_ДА»</w:t>
+            </w:r>
+            <w:r>
+              <w:rPr>
+                <w:sz w:val="20"/>
+                <w:szCs w:val="20"/>
+              </w:rPr>
+              <w:t xml:space="preserve"> да    </w:t>
+            </w:r>
+            <w:r>
+              <w:rPr>
+                <w:sz w:val="28"/>
+                <w:szCs w:val="28"/>
+              </w:rPr>
+              <w:t xml:space="preserve">«□ПУ1_АСКУЭ_НЕТ»</w:t>
+            </w:r>
+            <w:r>
+              <w:rPr>
+                <w:sz w:val="20"/>
+                <w:szCs w:val="20"/>
+              </w:rPr>
+              <w:t xml:space="preserve">нет</w:t>
             </w:r>
           </w:p>
         </w:tc>
@@ -5311,16 +5384,38 @@
             <w:pPr>
               <w:pStyle w:val="Normal"/>
               <w:spacing w:lineRule="exact" w:line="280"/>
-              <w:ind w:firstLine="308" w:end="0"/>
-              <w:rPr>
-                <w:sz w:val="20"/>
-              </w:rPr>
-            </w:pPr>
-            <w:r>
-              <w:rPr>
-                <w:sz w:val="20"/>
-              </w:rPr>
-              <w:t xml:space="preserve">«□ПУ2_АСКУЭ_ДА» да         «□ПУ2_АСКУЭ_НЕТ» нет</w:t>
+              <w:ind w:firstLine="0" w:end="0"/>
+              <w:rPr>
+                <w:sz w:val="20"/>
+              </w:rPr>
+            </w:pPr>
+            <w:r>
+              <w:rPr>
+                <w:sz w:val="28"/>
+                <w:szCs w:val="28"/>
+              </w:rPr>
+              <w:t xml:space="preserve">«□ПУ2_АСКУЭ_ДА»</w:t>
+            </w:r>
+            <w:r>
+              <w:rPr>
+                <w:sz w:val="20"/>
+                <w:szCs w:val="20"/>
+              </w:rPr>
+              <w:t xml:space="preserve"> да    </w:t>
+            </w:r>
+            <w:r>
+              <w:rPr>
+                <w:sz w:val="28"/>
+                <w:szCs w:val="28"/>
+              </w:rPr>
+              <w:t xml:space="preserve">«□ПУ2_АСКУЭ_НЕТ»</w:t>
+            </w:r>
+            <w:r>
+              <w:rPr>
+                <w:sz w:val="20"/>
+                <w:szCs w:val="20"/>
+              </w:rPr>
+              <w:t xml:space="preserve">нет</w:t>
             </w:r>
           </w:p>
         </w:tc>
@@ -5990,10 +6085,16 @@
           <w:tab w:val="left" w:pos="5245" w:leader="none"/>
         </w:tabs>
         <w:jc w:val="center"/>
-        <w:rPr/>
-      </w:pPr>
-      <w:r>
-        <w:rPr/>
+        <w:rPr>
+          <w:sz w:val="20"/>
+          <w:szCs w:val="20"/>
+        </w:rPr>
+      </w:pPr>
+      <w:r>
+        <w:rPr>
+          <w:sz w:val="20"/>
+          <w:szCs w:val="20"/>
+        </w:rPr>
         <w:t>Информация о наложении пломб в электрической схеме учета и их номерах</w:t>
       </w:r>
     </w:p>
@@ -6276,10 +6377,18 @@
           <w:tab w:val="left" w:pos="5245" w:leader="none"/>
         </w:tabs>
         <w:jc w:val="center"/>
-        <w:rPr/>
-      </w:pPr>
-      <w:r>
-        <w:rPr/>
+        <w:rPr>
+          <w:b/>
+          <w:sz w:val="20"/>
+          <w:szCs w:val="20"/>
+        </w:rPr>
+      </w:pPr>
+      <w:r>
+        <w:rPr>
+          <w:b/>
+          <w:sz w:val="20"/>
+          <w:szCs w:val="20"/>
+        </w:rPr>
         <w:t>Информация об оборудовании в установленном порядке жилого помещения</w:t>
       </w:r>
     </w:p>
@@ -6363,7 +6472,24 @@
               <w:rPr>
                 <w:sz w:val="20"/>
               </w:rPr>
-              <w:t xml:space="preserve">да«ПЛИТА_ПРИМ» </w:t>
+              <w:t xml:space="preserve">да </w:t>
+            </w:r>
+          </w:p>
+          <w:p>
+            <w:pPr>
+              <w:pStyle w:val="Normal"/>
+              <w:spacing w:lineRule="exact" w:line="280"/>
+              <w:ind w:firstLine="317" w:end="0"/>
+              <w:rPr>
+                <w:sz w:val="20"/>
+              </w:rPr>
+            </w:pPr>
+            <w:r>
+              <w:rPr>
+                <w:sz w:val="20"/>
+                <w:szCs w:val="20"/>
+              </w:rPr>
+              <w:t xml:space="preserve">«¶ПЛИТА_ПРИМ»</w:t>
             </w:r>
           </w:p>
         </w:tc>
@@ -6856,6 +6982,10 @@
     <w:p>
       <w:pPr>
         <w:pStyle w:val="Normal"/>
+        <w:tabs>
+          <w:tab w:val="left" w:pos="950"/>
+          <w:tab w:val="left" w:pos="1500"/>
+        </w:tabs>
         <w:ind w:firstLine="284" w:end="-1"/>
         <w:rPr>
           <w:b/>
@@ -6865,28 +6995,45 @@
       <w:r>
         <w:rPr>
           <w:sz w:val="20"/>
-        </w:rPr>
-        <w:t xml:space="preserve">тариф:  </w:t>
+          <w:szCs w:val="20"/>
+        </w:rPr>
+        <w:t xml:space="preserve">тариф:</w:t>
+      </w:r>
+      <w:r>
+        <w:rPr>
+          <w:sz w:val="20"/>
+          <w:szCs w:val="20"/>
+        </w:rPr>
+        <w:tab/>
       </w:r>
       <w:r>
         <w:rPr>
           <w:sz w:val="28"/>
           <w:szCs w:val="28"/>
         </w:rPr>
-        <w:t>«□ПУ1_ОДНОСТ»</w:t>
-      </w:r>
-      <w:r>
-        <w:rPr>
-          <w:sz w:val="20"/>
-        </w:rPr>
-        <w:t xml:space="preserve">      одноставочный«ПУ1_ТАРИФ»</w:t>
+        <w:t xml:space="preserve">«□ПУ1_ОДНОСТ»</w:t>
+      </w:r>
+      <w:r>
+        <w:rPr>
+          <w:sz w:val="20"/>
+          <w:szCs w:val="20"/>
+        </w:rPr>
+        <w:tab/>
+      </w:r>
+      <w:r>
+        <w:rPr>
+          <w:sz w:val="20"/>
+          <w:szCs w:val="20"/>
+        </w:rPr>
+        <w:t xml:space="preserve">одноставочный«ПУ1_ЗПТ»</w:t>
       </w:r>
       <w:r>
         <w:rPr>
           <w:b/>
           <w:sz w:val="20"/>
-        </w:rPr>
-        <w:t xml:space="preserve"/>
+          <w:szCs w:val="20"/>
+        </w:rPr>
+        <w:t xml:space="preserve">«ПУ1_ТАРИФ»</w:t>
       </w:r>
     </w:p>
     <w:p>
@@ -6903,46 +7050,85 @@
           <w:b/>
           <w:sz w:val="20"/>
         </w:rPr>
-        <w:t xml:space="preserve">«ПУ1_НАГРЕВ»</w:t>
+        <w:t xml:space="preserve">«¶ПУ1_НАГРЕВ»</w:t>
+      </w:r>
+    </w:p>
+    <w:p>
+      <w:pPr>
+        <w:pStyle w:val="Normal"/>
+        <w:tabs>
+          <w:tab w:val="left" w:pos="950"/>
+          <w:tab w:val="left" w:pos="1500"/>
+        </w:tabs>
+        <w:ind w:firstLine="284" w:end="-1"/>
+        <w:rPr/>
+      </w:pPr>
+      <w:r>
+        <w:rPr>
+          <w:sz w:val="20"/>
+          <w:szCs w:val="20"/>
+        </w:rPr>
+        <w:tab/>
+      </w:r>
+      <w:r>
+        <w:rPr>
+          <w:sz w:val="28"/>
+          <w:szCs w:val="28"/>
+        </w:rPr>
+        <w:t xml:space="preserve">«□ПУ1_ДИФФ»</w:t>
+      </w:r>
+      <w:r>
+        <w:rPr>
+          <w:sz w:val="20"/>
+          <w:szCs w:val="20"/>
+        </w:rPr>
+        <w:tab/>
+      </w:r>
+      <w:r>
+        <w:rPr>
+          <w:sz w:val="20"/>
+          <w:szCs w:val="20"/>
+        </w:rPr>
+        <w:t xml:space="preserve">дифференцированный по «ПУ1_ПЕРИОДЫ» временным периодам </w:t>
+      </w:r>
+      <w:r>
+        <w:rPr>
+          <w:sz w:val="16"/>
+          <w:szCs w:val="16"/>
+        </w:rPr>
+        <w:t xml:space="preserve">(количество)</w:t>
+      </w:r>
+      <w:r>
+        <w:rPr>
+          <w:sz w:val="20"/>
+          <w:szCs w:val="20"/>
+        </w:rPr>
+        <w:t xml:space="preserve">«ПУ1_ЗПТ_Д»</w:t>
+      </w:r>
+      <w:r>
+        <w:rPr>
+          <w:b/>
+          <w:sz w:val="20"/>
+          <w:szCs w:val="20"/>
+        </w:rPr>
+        <w:t xml:space="preserve">«ПУ1_ТАРИФ_Д»</w:t>
       </w:r>
     </w:p>
     <w:p>
       <w:pPr>
         <w:pStyle w:val="Normal"/>
         <w:ind w:firstLine="284" w:end="-1"/>
-        <w:rPr/>
-      </w:pPr>
-      <w:r>
-        <w:rPr>
-          <w:sz w:val="20"/>
-        </w:rPr>
-        <w:tab/>
-        <w:t xml:space="preserve">  «□ПУ1_ДИФФ» дифференцированный по «ПУ1_ПЕРИОДЫ»</w:t>
-      </w:r>
-      <w:r>
-        <w:rPr>
-          <w:sz w:val="20"/>
-        </w:rPr>
-        <w:t xml:space="preserve"/>
-      </w:r>
-      <w:r>
-        <w:rPr>
-          <w:sz w:val="20"/>
-        </w:rPr>
-        <w:t xml:space="preserve"> временным периодам </w:t>
-      </w:r>
-      <w:r>
-        <w:rPr>
-          <w:sz w:val="16"/>
-          <w:szCs w:val="16"/>
-        </w:rPr>
-        <w:t>(количество)</w:t>
-      </w:r>
-      <w:r>
-        <w:rPr>
-          <w:sz w:val="20"/>
-        </w:rPr>
-        <w:t>«ПУ1_ТАРИФ_Д»</w:t>
+        <w:rPr>
+          <w:b/>
+          <w:sz w:val="20"/>
+        </w:rPr>
+      </w:pPr>
+      <w:r>
+        <w:rPr>
+          <w:b/>
+          <w:sz w:val="20"/>
+        </w:rPr>
+        <w:t xml:space="preserve">«¶ПУ1_НАГРЕВ_Д»</w:t>
       </w:r>
     </w:p>
     <w:p>
@@ -6972,29 +7158,73 @@
       <w:r>
         <w:rPr>
           <w:sz w:val="20"/>
+          <w:szCs w:val="20"/>
         </w:rPr>
         <w:t xml:space="preserve">по средству расчетного учета № </w:t>
       </w:r>
       <w:r>
         <w:rPr>
           <w:sz w:val="20"/>
+          <w:szCs w:val="20"/>
           <w:u w:val="single"/>
         </w:rPr>
-        <w:t xml:space="preserve">_____«ПУ2_НОМ»____</w:t>
-      </w:r>
-      <w:r>
-        <w:rPr>
-          <w:sz w:val="20"/>
-          <w:u w:val="single"/>
-        </w:rPr>
-        <w:t xml:space="preserve"/>
-      </w:r>
-      <w:r>
-        <w:rPr>
-          <w:sz w:val="20"/>
-          <w:u w:val="single"/>
-        </w:rPr>
-        <w:t xml:space="preserve"/>
+        <w:t xml:space="preserve">«ПУ2_НОМ_Т»</w:t>
+      </w:r>
+    </w:p>
+    <w:p>
+      <w:pPr>
+        <w:pStyle w:val="Normal"/>
+        <w:tabs>
+          <w:tab w:val="left" w:pos="950"/>
+          <w:tab w:val="left" w:pos="1500"/>
+        </w:tabs>
+        <w:ind w:firstLine="284" w:end="-1"/>
+        <w:rPr>
+          <w:sz w:val="20"/>
+        </w:rPr>
+      </w:pPr>
+      <w:r>
+        <w:rPr>
+          <w:sz w:val="20"/>
+          <w:szCs w:val="20"/>
+        </w:rPr>
+        <w:t xml:space="preserve">тариф:</w:t>
+      </w:r>
+      <w:r>
+        <w:rPr>
+          <w:sz w:val="20"/>
+          <w:szCs w:val="20"/>
+        </w:rPr>
+        <w:tab/>
+      </w:r>
+      <w:r>
+        <w:rPr>
+          <w:sz w:val="28"/>
+          <w:szCs w:val="28"/>
+        </w:rPr>
+        <w:t xml:space="preserve">«□ПУ2_ОДНОСТ»</w:t>
+      </w:r>
+      <w:r>
+        <w:rPr>
+          <w:sz w:val="20"/>
+          <w:szCs w:val="20"/>
+        </w:rPr>
+        <w:tab/>
+      </w:r>
+      <w:r>
+        <w:rPr>
+          <w:sz w:val="20"/>
+          <w:szCs w:val="20"/>
+        </w:rPr>
+        <w:t xml:space="preserve">одноставочный«ПУ2_ЗПТ»</w:t>
+      </w:r>
+      <w:r>
+        <w:rPr>
+          <w:b/>
+          <w:sz w:val="20"/>
+          <w:szCs w:val="20"/>
+        </w:rPr>
+        <w:t xml:space="preserve">«ПУ2_ТАРИФ»</w:t>
       </w:r>
     </w:p>
     <w:p>
@@ -7002,57 +7232,94 @@
         <w:pStyle w:val="Normal"/>
         <w:ind w:firstLine="284" w:end="-1"/>
         <w:rPr>
-          <w:sz w:val="20"/>
-        </w:rPr>
-      </w:pPr>
-      <w:r>
-        <w:rPr>
-          <w:sz w:val="20"/>
-        </w:rPr>
-        <w:t xml:space="preserve">тариф:              «□ПУ2_ОДНОСТ» одноставочный«ПУ2_ТАРИФ»«ПУ2_НАГРЕВ»</w:t>
-      </w:r>
-    </w:p>
-    <w:p>
-      <w:pPr>
-        <w:pStyle w:val="p-consnonformat"/>
-        <w:shd w:fill="FFFFFF" w:val="clear"/>
-        <w:spacing w:lineRule="atLeast" w:line="240" w:before="0" w:after="0"/>
-        <w:jc w:val="both"/>
+          <w:b/>
+          <w:sz w:val="20"/>
+        </w:rPr>
+      </w:pPr>
+      <w:r>
+        <w:rPr>
+          <w:b/>
+          <w:sz w:val="20"/>
+        </w:rPr>
+        <w:t xml:space="preserve">«¶ПУ2_НАГРЕВ»</w:t>
+      </w:r>
+    </w:p>
+    <w:p>
+      <w:pPr>
+        <w:pStyle w:val="Normal"/>
+        <w:tabs>
+          <w:tab w:val="left" w:pos="950"/>
+          <w:tab w:val="left" w:pos="1500"/>
+        </w:tabs>
+        <w:ind w:firstLine="284" w:end="-1"/>
         <w:rPr/>
       </w:pPr>
       <w:r>
         <w:rPr>
           <w:sz w:val="20"/>
+          <w:szCs w:val="20"/>
         </w:rPr>
         <w:tab/>
+      </w:r>
+      <w:r>
+        <w:rPr>
+          <w:sz w:val="28"/>
+          <w:szCs w:val="28"/>
+        </w:rPr>
+        <w:t xml:space="preserve">«□ПУ2_ДИФФ»</w:t>
+      </w:r>
+      <w:r>
+        <w:rPr>
+          <w:sz w:val="20"/>
+          <w:szCs w:val="20"/>
+        </w:rPr>
         <w:tab/>
-        <w:t xml:space="preserve">   «□ПУ2_ДИФФ» дифференцированный по «ПУ2_ПЕРИОДЫ»</w:t>
-      </w:r>
-      <w:r>
-        <w:rPr>
-          <w:sz w:val="20"/>
-          <w:u w:val="single"/>
-        </w:rPr>
-        <w:t xml:space="preserve"/>
-      </w:r>
-      <w:r>
-        <w:rPr>
-          <w:sz w:val="20"/>
-        </w:rPr>
-        <w:t xml:space="preserve"> временным периодам </w:t>
+      </w:r>
+      <w:r>
+        <w:rPr>
+          <w:sz w:val="20"/>
+          <w:szCs w:val="20"/>
+        </w:rPr>
+        <w:t xml:space="preserve">дифференцированный по «ПУ2_ПЕРИОДЫ» временным периодам </w:t>
       </w:r>
       <w:r>
         <w:rPr>
           <w:sz w:val="16"/>
           <w:szCs w:val="16"/>
         </w:rPr>
-        <w:t>(количество)</w:t>
-      </w:r>
-      <w:r>
-        <w:rPr>
-          <w:sz w:val="20"/>
-        </w:rPr>
-        <w:t>«ПУ2_ТАРИФ_Д»</w:t>
+        <w:t xml:space="preserve">(количество)</w:t>
+      </w:r>
+      <w:r>
+        <w:rPr>
+          <w:sz w:val="20"/>
+          <w:szCs w:val="20"/>
+        </w:rPr>
+        <w:t xml:space="preserve">«ПУ2_ЗПТ_Д»</w:t>
+      </w:r>
+      <w:r>
+        <w:rPr>
+          <w:b/>
+          <w:sz w:val="20"/>
+          <w:szCs w:val="20"/>
+        </w:rPr>
+        <w:t xml:space="preserve">«ПУ2_ТАРИФ_Д»</w:t>
+      </w:r>
+    </w:p>
+    <w:p>
+      <w:pPr>
+        <w:pStyle w:val="Normal"/>
+        <w:ind w:firstLine="284" w:end="-1"/>
+        <w:rPr>
+          <w:b/>
+          <w:sz w:val="20"/>
+        </w:rPr>
+      </w:pPr>
+      <w:r>
+        <w:rPr>
+          <w:b/>
+          <w:sz w:val="20"/>
+        </w:rPr>
+        <w:t xml:space="preserve">«¶ПУ2_НАГРЕВ_Д»</w:t>
       </w:r>
     </w:p>
     <w:p>
@@ -7297,6 +7564,8 @@
     <w:p>
       <w:pPr>
         <w:pStyle w:val="p-consnonformat"/>
+        <w:keepNext/>
+        <w:keepLines/>
         <w:shd w:fill="FFFFFF" w:val="clear"/>
         <w:spacing w:lineRule="atLeast" w:line="240" w:before="0" w:after="0"/>
         <w:jc w:val="both"/>
@@ -7319,6 +7588,8 @@
     <w:p>
       <w:pPr>
         <w:pStyle w:val="p-consnonformat"/>
+        <w:keepNext/>
+        <w:keepLines/>
         <w:shd w:fill="FFFFFF" w:val="clear"/>
         <w:spacing w:lineRule="atLeast" w:line="240" w:before="0" w:after="0"/>
         <w:jc w:val="both"/>
@@ -7342,6 +7613,8 @@
     <w:p>
       <w:pPr>
         <w:pStyle w:val="Normal"/>
+        <w:keepNext/>
+        <w:keepLines/>
         <w:suppressAutoHyphens w:val="true"/>
         <w:jc w:val="both"/>
         <w:rPr>
@@ -7355,6 +7628,12 @@
     <w:p>
       <w:pPr>
         <w:pStyle w:val="Normal"/>
+        <w:keepNext/>
+        <w:keepLines/>
+        <w:tabs>
+          <w:tab w:val="left" w:pos="70"/>
+          <w:tab w:val="left" w:pos="798"/>
+        </w:tabs>
         <w:suppressAutoHyphens w:val="true"/>
         <w:jc w:val="both"/>
         <w:rPr>
@@ -7364,13 +7643,31 @@
       <w:r>
         <w:rPr>
           <w:sz w:val="20"/>
-        </w:rPr>
-        <w:t xml:space="preserve">                «□СМС_ДА» Согласен(а) на бесплатное получение СМС-оповещения на номер </w:t>
+          <w:szCs w:val="20"/>
+        </w:rPr>
+        <w:tab/>
+      </w:r>
+      <w:r>
+        <w:rPr>
+          <w:sz w:val="28"/>
+          <w:szCs w:val="28"/>
+        </w:rPr>
+        <w:t xml:space="preserve">«□СМС_ДА»</w:t>
+      </w:r>
+      <w:r>
+        <w:rPr>
+          <w:sz w:val="20"/>
+          <w:szCs w:val="20"/>
+        </w:rPr>
+        <w:tab/>
+        <w:t xml:space="preserve">Согласен(а) на бесплатное получение СМС-оповещения на номер </w:t>
       </w:r>
     </w:p>
     <w:p>
       <w:pPr>
         <w:pStyle w:val="Normal"/>
+        <w:keepNext/>
+        <w:keepLines/>
         <w:suppressAutoHyphens w:val="true"/>
         <w:jc w:val="both"/>
         <w:rPr>
@@ -7423,6 +7720,8 @@
     <w:p>
       <w:pPr>
         <w:pStyle w:val="Normal"/>
+        <w:keepNext/>
+        <w:keepLines/>
         <w:suppressAutoHyphens w:val="true"/>
         <w:spacing w:lineRule="exact" w:line="240"/>
         <w:ind w:firstLine="1344" w:end="0"/>
@@ -7502,6 +7801,12 @@
     <w:p>
       <w:pPr>
         <w:pStyle w:val="Normal"/>
+        <w:keepNext/>
+        <w:keepLines/>
+        <w:tabs>
+          <w:tab w:val="left" w:pos="70"/>
+          <w:tab w:val="left" w:pos="880"/>
+        </w:tabs>
         <w:suppressAutoHyphens w:val="true"/>
         <w:jc w:val="both"/>
         <w:rPr>
@@ -7511,10 +7816,25 @@
       </w:pPr>
       <w:r>
         <w:rPr>
+          <w:sz w:val="20"/>
+          <w:szCs w:val="20"/>
+        </w:rPr>
+        <w:tab/>
+      </w:r>
+      <w:r>
+        <w:rPr>
+          <w:sz w:val="28"/>
+          <w:szCs w:val="28"/>
+        </w:rPr>
+        <w:t xml:space="preserve">«□СМС_НЕТ»</w:t>
+      </w:r>
+      <w:r>
+        <w:rPr>
           <w:spacing w:val="-8"/>
           <w:sz w:val="20"/>
         </w:rPr>
-        <w:t xml:space="preserve">                     «□СМС_НЕТ» Отказываюсь от получения СМС-оповещения </w:t>
+        <w:tab/>
+        <w:t xml:space="preserve">Отказываюсь от получения СМС-оповещения </w:t>
       </w:r>
       <w:r>
         <w:rPr>
@@ -7554,6 +7874,8 @@
     <w:p>
       <w:pPr>
         <w:pStyle w:val="Normal"/>
+        <w:keepNext/>
+        <w:keepLines/>
         <w:suppressAutoHyphens w:val="true"/>
         <w:jc w:val="both"/>
         <w:rPr/>
@@ -7575,6 +7897,8 @@
     <w:p>
       <w:pPr>
         <w:pStyle w:val="Normal"/>
+        <w:keepNext/>
+        <w:keepLines/>
         <w:suppressAutoHyphens w:val="true"/>
         <w:rPr>
           <w:sz w:val="20"/>
@@ -7617,6 +7941,8 @@
           <w:p>
             <w:pPr>
               <w:pStyle w:val="consplusnonformat"/>
+              <w:keepNext/>
+              <w:keepLines/>
               <w:suppressAutoHyphens w:val="true"/>
               <w:spacing w:before="0" w:after="0"/>
               <w:jc w:val="both"/>
@@ -7640,6 +7966,8 @@
           <w:p>
             <w:pPr>
               <w:pStyle w:val="consplusnonformat"/>
+              <w:keepNext/>
+              <w:keepLines/>
               <w:suppressAutoHyphens w:val="true"/>
               <w:spacing w:before="0" w:after="0"/>
               <w:jc w:val="both"/>
@@ -7662,6 +7990,8 @@
           <w:p>
             <w:pPr>
               <w:pStyle w:val="consplusnonformat"/>
+              <w:keepNext/>
+              <w:keepLines/>
               <w:tabs>
                 <w:tab w:val="clear" w:pos="709"/>
                 <w:tab w:val="left" w:pos="4403" w:leader="none"/>
@@ -7707,6 +8037,8 @@
           <w:p>
             <w:pPr>
               <w:pStyle w:val="consplusnonformat"/>
+              <w:keepNext/>
+              <w:keepLines/>
               <w:suppressAutoHyphens w:val="true"/>
               <w:spacing w:lineRule="exact" w:line="240" w:before="0" w:after="0"/>
               <w:jc w:val="both"/>
@@ -7726,6 +8058,8 @@
           <w:p>
             <w:pPr>
               <w:pStyle w:val="consplusnonformat"/>
+              <w:keepNext/>
+              <w:keepLines/>
               <w:suppressAutoHyphens w:val="true"/>
               <w:spacing w:lineRule="exact" w:line="240" w:before="0" w:after="0"/>
               <w:jc w:val="both"/>
@@ -7745,6 +8079,8 @@
           <w:p>
             <w:pPr>
               <w:pStyle w:val="consplusnonformat"/>
+              <w:keepNext/>
+              <w:keepLines/>
               <w:suppressAutoHyphens w:val="true"/>
               <w:spacing w:lineRule="exact" w:line="240" w:before="0" w:after="0"/>
               <w:jc w:val="both"/>
@@ -7765,6 +8101,8 @@
           <w:p>
             <w:pPr>
               <w:pStyle w:val="consplusnonformat"/>
+              <w:keepNext/>
+              <w:keepLines/>
               <w:suppressAutoHyphens w:val="true"/>
               <w:spacing w:before="0" w:after="0"/>
               <w:jc w:val="both"/>
@@ -7806,6 +8144,8 @@
           <w:p>
             <w:pPr>
               <w:pStyle w:val="consplusnonformat"/>
+              <w:keepNext/>
+              <w:keepLines/>
               <w:suppressAutoHyphens w:val="true"/>
               <w:spacing w:lineRule="exact" w:line="240" w:before="0" w:after="0"/>
               <w:jc w:val="both"/>
@@ -7825,6 +8165,8 @@
           <w:p>
             <w:pPr>
               <w:pStyle w:val="consplusnonformat"/>
+              <w:keepNext/>
+              <w:keepLines/>
               <w:suppressAutoHyphens w:val="true"/>
               <w:spacing w:lineRule="exact" w:line="240" w:before="0" w:after="0"/>
               <w:jc w:val="both"/>
@@ -7844,6 +8186,8 @@
           <w:p>
             <w:pPr>
               <w:pStyle w:val="consplusnonformat"/>
+              <w:keepNext/>
+              <w:keepLines/>
               <w:suppressAutoHyphens w:val="true"/>
               <w:spacing w:lineRule="exact" w:line="240" w:before="0" w:after="0"/>
               <w:jc w:val="both"/>
@@ -7870,6 +8214,8 @@
           <w:p>
             <w:pPr>
               <w:pStyle w:val="consplusnonformat"/>
+              <w:keepNext/>
+              <w:keepLines/>
               <w:suppressAutoHyphens w:val="true"/>
               <w:spacing w:before="0" w:after="0"/>
               <w:jc w:val="both"/>
@@ -7893,6 +8239,8 @@
           <w:p>
             <w:pPr>
               <w:pStyle w:val="consplusnonformat"/>
+              <w:keepNext/>
+              <w:keepLines/>
               <w:suppressAutoHyphens w:val="true"/>
               <w:spacing w:before="0" w:after="0"/>
               <w:jc w:val="both"/>

--- a/dogovor/shablon.docx
+++ b/dogovor/shablon.docx
@@ -6473,23 +6473,6 @@
                 <w:sz w:val="20"/>
               </w:rPr>
               <w:t xml:space="preserve">да </w:t>
-            </w:r>
-          </w:p>
-          <w:p>
-            <w:pPr>
-              <w:pStyle w:val="Normal"/>
-              <w:spacing w:lineRule="exact" w:line="280"/>
-              <w:ind w:firstLine="317" w:end="0"/>
-              <w:rPr>
-                <w:sz w:val="20"/>
-              </w:rPr>
-            </w:pPr>
-            <w:r>
-              <w:rPr>
-                <w:sz w:val="20"/>
-                <w:szCs w:val="20"/>
-              </w:rPr>
-              <w:t xml:space="preserve">«¶ПЛИТА_ПРИМ»</w:t>
             </w:r>
           </w:p>
         </w:tc>

--- a/dogovor/shablon.docx
+++ b/dogovor/shablon.docx
@@ -73,6 +73,11 @@
     <w:p>
       <w:pPr>
         <w:pStyle w:val="consplusnonformat"/>
+        <w:tabs>
+          <w:tab w:val="left" w:pos="2455" w:leader="underscore"/>
+          <w:tab w:val="center" w:pos="4938"/>
+          <w:tab w:val="right" w:pos="9993"/>
+        </w:tabs>
         <w:suppressAutoHyphens w:val="true"/>
         <w:spacing w:before="0" w:after="0"/>
         <w:jc w:val="both"/>
@@ -90,18 +95,10 @@
       </w:r>
       <w:r>
         <w:rPr>
-          <w:b/>
-          <w:u w:val="single"/>
-        </w:rPr>
-        <w:t>__________</w:t>
-      </w:r>
-      <w:r>
-        <w:rPr>
           <w:sz w:val="20"/>
           <w:szCs w:val="20"/>
         </w:rPr>
         <w:tab/>
-        <w:t xml:space="preserve">                                 </w:t>
       </w:r>
       <w:r>
         <w:rPr>
@@ -136,7 +133,8 @@
           <w:sz w:val="20"/>
           <w:szCs w:val="20"/>
         </w:rPr>
-        <w:t xml:space="preserve">                                                        № </w:t>
+        <w:tab/>
+        <w:t xml:space="preserve">№ </w:t>
       </w:r>
       <w:r>
         <w:rPr>
@@ -235,6 +233,10 @@
     <w:p>
       <w:pPr>
         <w:pStyle w:val="consplusnonformat"/>
+        <w:tabs>
+          <w:tab w:val="left" w:pos="8017" w:leader="underscore"/>
+          <w:tab w:val="right" w:pos="10064" w:leader="underscore"/>
+        </w:tabs>
         <w:suppressAutoHyphens w:val="true"/>
         <w:spacing w:before="0" w:after="0"/>
         <w:jc w:val="both"/>
@@ -259,16 +261,9 @@
         <w:rPr>
           <w:sz w:val="20"/>
           <w:szCs w:val="20"/>
-          <w:u w:val="single"/>
-        </w:rPr>
-        <w:t xml:space="preserve"/>
-      </w:r>
-      <w:r>
-        <w:rPr>
-          <w:sz w:val="20"/>
-          <w:szCs w:val="20"/>
-        </w:rPr>
-        <w:t>______________,</w:t>
+        </w:rPr>
+        <w:tab/>
+        <w:t xml:space="preserve">,</w:t>
       </w:r>
     </w:p>
     <w:p>
@@ -293,6 +288,10 @@
     <w:p>
       <w:pPr>
         <w:pStyle w:val="consplusnonformat"/>
+        <w:tabs>
+          <w:tab w:val="left" w:pos="9557" w:leader="underscore"/>
+          <w:tab w:val="right" w:pos="10064" w:leader="underscore"/>
+        </w:tabs>
         <w:suppressAutoHyphens w:val="true"/>
         <w:spacing w:before="0" w:after="0"/>
         <w:jc w:val="both"/>
@@ -318,7 +317,7 @@
           <w:sz w:val="20"/>
           <w:szCs w:val="20"/>
         </w:rPr>
-        <w:t>________________________________</w:t>
+        <w:tab/>
       </w:r>
     </w:p>
     <w:p>
@@ -395,6 +394,10 @@
       <w:pPr>
         <w:pStyle w:val="p-consnonformat"/>
         <w:shd w:fill="FFFFFF" w:val="clear"/>
+        <w:tabs>
+          <w:tab w:val="left" w:pos="9479" w:leader="underscore"/>
+          <w:tab w:val="right" w:pos="10064" w:leader="underscore"/>
+        </w:tabs>
         <w:spacing w:lineRule="atLeast" w:line="240" w:before="0" w:after="0"/>
         <w:jc w:val="both"/>
         <w:rPr>
@@ -430,7 +433,8 @@
           <w:sz w:val="20"/>
           <w:szCs w:val="20"/>
         </w:rPr>
-        <w:t>________________________________________________________​,</w:t>
+        <w:tab/>
+        <w:t xml:space="preserve">​,</w:t>
       </w:r>
     </w:p>
     <w:p>
@@ -460,8 +464,8 @@
         <w:pStyle w:val="p-consnonformat"/>
         <w:shd w:fill="FFFFFF" w:val="clear"/>
         <w:tabs>
-          <w:tab w:val="clear" w:pos="709"/>
-          <w:tab w:val="left" w:pos="0" w:leader="none"/>
+          <w:tab w:val="left" w:pos="6215" w:leader="underscore"/>
+          <w:tab w:val="right" w:pos="10064" w:leader="underscore"/>
         </w:tabs>
         <w:spacing w:lineRule="atLeast" w:line="240" w:before="0" w:after="0"/>
         <w:jc w:val="both"/>
@@ -499,7 +503,8 @@
           <w:sz w:val="20"/>
           <w:szCs w:val="20"/>
         </w:rPr>
-        <w:t xml:space="preserve">____________________​,    пользующий(ая)ся    </w:t>
+        <w:tab/>
+        <w:t xml:space="preserve">​,    пользующий(ая)ся    </w:t>
       </w:r>
     </w:p>
     <w:p>
@@ -572,6 +577,10 @@
       <w:pPr>
         <w:pStyle w:val="p-consnonformat"/>
         <w:shd w:fill="FFFFFF" w:val="clear"/>
+        <w:tabs>
+          <w:tab w:val="left" w:pos="8207" w:leader="underscore"/>
+          <w:tab w:val="right" w:pos="10064" w:leader="underscore"/>
+        </w:tabs>
         <w:spacing w:lineRule="atLeast" w:line="240" w:before="0" w:after="0"/>
         <w:jc w:val="both"/>
         <w:rPr>
@@ -607,7 +616,7 @@
           <w:sz w:val="20"/>
           <w:szCs w:val="20"/>
         </w:rPr>
-        <w:t>________________________</w:t>
+        <w:tab/>
       </w:r>
     </w:p>
     <w:p>
@@ -4033,6 +4042,10 @@
     <w:p>
       <w:pPr>
         <w:pStyle w:val="Normal"/>
+        <w:tabs>
+          <w:tab w:val="left" w:pos="8435" w:leader="underscore"/>
+          <w:tab w:val="right" w:pos="10064" w:leader="underscore"/>
+        </w:tabs>
         <w:suppressAutoHyphens w:val="true"/>
         <w:jc w:val="both"/>
         <w:rPr/>
@@ -4054,7 +4067,7 @@
         <w:rPr>
           <w:sz w:val="20"/>
         </w:rPr>
-        <w:t>_____________________________________</w:t>
+        <w:tab/>
       </w:r>
     </w:p>
     <w:p>
@@ -4097,6 +4110,10 @@
     <w:p>
       <w:pPr>
         <w:pStyle w:val="Normal"/>
+        <w:tabs>
+          <w:tab w:val="left" w:pos="7169" w:leader="underscore"/>
+          <w:tab w:val="right" w:pos="10064" w:leader="underscore"/>
+        </w:tabs>
         <w:suppressAutoHyphens w:val="true"/>
         <w:ind w:end="-1"/>
         <w:jc w:val="both"/>
@@ -4128,12 +4145,16 @@
         <w:rPr>
           <w:sz w:val="20"/>
         </w:rPr>
-        <w:t>___________</w:t>
+        <w:tab/>
       </w:r>
     </w:p>
     <w:p>
       <w:pPr>
         <w:pStyle w:val="Normal"/>
+        <w:tabs>
+          <w:tab w:val="left" w:pos="1715" w:leader="underscore"/>
+          <w:tab w:val="left" w:pos="4995" w:leader="underscore"/>
+        </w:tabs>
         <w:suppressAutoHyphens w:val="true"/>
         <w:jc w:val="both"/>
         <w:rPr/>
@@ -4154,7 +4175,7 @@
         <w:rPr>
           <w:sz w:val="20"/>
         </w:rPr>
-        <w:t>___</w:t>
+        <w:tab/>
       </w:r>
       <w:r>
         <w:rPr>
@@ -4174,12 +4195,17 @@
         <w:rPr>
           <w:sz w:val="20"/>
         </w:rPr>
-        <w:t>______________ кВт.</w:t>
+        <w:tab/>
+        <w:t xml:space="preserve"> кВт.</w:t>
       </w:r>
     </w:p>
     <w:p>
       <w:pPr>
         <w:pStyle w:val="Normal"/>
+        <w:tabs>
+          <w:tab w:val="left" w:pos="9051" w:leader="underscore"/>
+          <w:tab w:val="right" w:pos="10064" w:leader="underscore"/>
+        </w:tabs>
         <w:suppressAutoHyphens w:val="true"/>
         <w:ind w:end="-1"/>
         <w:jc w:val="both"/>
@@ -4211,40 +4237,9 @@
       <w:r>
         <w:rPr>
           <w:sz w:val="20"/>
-          <w:u w:val="single"/>
-        </w:rPr>
-        <w:t xml:space="preserve"/>
-      </w:r>
-      <w:r>
-        <w:rPr>
-          <w:sz w:val="20"/>
-        </w:rPr>
-        <w:t xml:space="preserve"/>
-      </w:r>
-      <w:r>
-        <w:rPr>
-          <w:sz w:val="20"/>
-        </w:rPr>
-        <w:t xml:space="preserve"/>
-      </w:r>
-      <w:r>
-        <w:rPr>
-          <w:sz w:val="20"/>
-        </w:rPr>
-        <w:t>_______</w:t>
-      </w:r>
-      <w:r>
-        <w:rPr>
-          <w:sz w:val="20"/>
-          <w:u w:val="single"/>
-        </w:rPr>
-        <w:t xml:space="preserve">                    </w:t>
-      </w:r>
-      <w:r>
-        <w:rPr>
-          <w:sz w:val="20"/>
-        </w:rPr>
-        <w:t>_________________________.</w:t>
+        </w:rPr>
+        <w:tab/>
+        <w:t xml:space="preserve">.</w:t>
       </w:r>
     </w:p>
     <w:p>
